--- a/docs/Extras/SD2_S26/Research/Electrical/J-Tag Connection Revision.docx
+++ b/docs/Extras/SD2_S26/Research/Electrical/J-Tag Connection Revision.docx
@@ -260,12 +260,12 @@
           <wp:inline distB="114300" distT="114300" distL="114300" distR="114300">
             <wp:extent cx="2434957" cy="2258936"/>
             <wp:effectExtent b="0" l="0" r="0" t="0"/>
-            <wp:docPr id="1" name="image2.png"/>
+            <wp:docPr id="1" name="image3.png"/>
             <a:graphic>
               <a:graphicData uri="http://schemas.openxmlformats.org/drawingml/2006/picture">
                 <pic:pic>
                   <pic:nvPicPr>
-                    <pic:cNvPr id="0" name="image2.png"/>
+                    <pic:cNvPr id="0" name="image3.png"/>
                     <pic:cNvPicPr preferRelativeResize="0"/>
                   </pic:nvPicPr>
                   <pic:blipFill>
@@ -339,12 +339,12 @@
           <wp:inline distB="114300" distT="114300" distL="114300" distR="114300">
             <wp:extent cx="3048000" cy="1524000"/>
             <wp:effectExtent b="0" l="0" r="0" t="0"/>
-            <wp:docPr id="4" name="image3.png"/>
+            <wp:docPr id="4" name="image4.png"/>
             <a:graphic>
               <a:graphicData uri="http://schemas.openxmlformats.org/drawingml/2006/picture">
                 <pic:pic>
                   <pic:nvPicPr>
-                    <pic:cNvPr id="0" name="image3.png"/>
+                    <pic:cNvPr id="0" name="image4.png"/>
                     <pic:cNvPicPr preferRelativeResize="0"/>
                   </pic:nvPicPr>
                   <pic:blipFill>
@@ -497,12 +497,12 @@
           <wp:inline distB="114300" distT="114300" distL="114300" distR="114300">
             <wp:extent cx="5943600" cy="2400300"/>
             <wp:effectExtent b="0" l="0" r="0" t="0"/>
-            <wp:docPr id="2" name="image4.png"/>
+            <wp:docPr id="2" name="image2.png"/>
             <a:graphic>
               <a:graphicData uri="http://schemas.openxmlformats.org/drawingml/2006/picture">
                 <pic:pic>
                   <pic:nvPicPr>
-                    <pic:cNvPr id="0" name="image4.png"/>
+                    <pic:cNvPr id="0" name="image2.png"/>
                     <pic:cNvPicPr preferRelativeResize="0"/>
                   </pic:nvPicPr>
                   <pic:blipFill>
